--- a/files/REMIT_10_Compliance_Policy.docx
+++ b/files/REMIT_10_Compliance_Policy.docx
@@ -4,428 +4,2109 @@
   <w:body>
     <w:p>
       <w:pPr>
-        <w:spacing w:before="0" w:after="80" w:line="240" w:lineRule="auto"/>
+        <w:jc w:val="left"/>
       </w:pPr>
       <w:r>
         <w:rPr>
           <w:b/>
-          <w:color w:val="1F3864"/>
-          <w:sz w:val="36"/>
+          <w:color w:val="6B7280"/>
+          <w:sz w:val="18"/>
         </w:rPr>
-        <w:t>ZAVA REMIT ASIA SDN BHD</w:t>
+        <w:t>ZAVA CONGLOMERATE</w:t>
       </w:r>
     </w:p>
     <w:p>
       <w:pPr>
-        <w:spacing w:before="0" w:after="40" w:line="240" w:lineRule="auto"/>
+        <w:spacing w:after="40"/>
       </w:pPr>
       <w:r>
         <w:rPr>
           <w:b/>
-          <w:color w:val="2E74B5"/>
-          <w:sz w:val="28"/>
+          <w:color w:val="1F2D55"/>
+          <w:sz w:val="44"/>
         </w:rPr>
-        <w:t>Anti-Money Laundering / Know Your Customer Compliance Policy</w:t>
+        <w:t>REMIT 10 Compliance Policy</w:t>
       </w:r>
     </w:p>
     <w:p>
       <w:pPr>
-        <w:spacing w:before="0" w:after="120" w:line="240" w:lineRule="auto"/>
+        <w:spacing w:after="200"/>
       </w:pPr>
       <w:r>
         <w:rPr>
-          <w:color w:val="6B7280"/>
-          <w:sz w:val="18"/>
+          <w:i/>
+          <w:color w:val="4B5B7C"/>
+          <w:sz w:val="22"/>
         </w:rPr>
-        <w:t>Document Reference: CT-COMP-001  |  Version: 3.2  |  Effective Date: 1 April 2025  |  Review Date: 31 March 2026</w:t>
+        <w:t>Group Policy · Approved by the Board</w:t>
       </w:r>
     </w:p>
     <w:p>
       <w:pPr>
-        <w:pStyle w:val="Heading1"/>
+        <w:spacing w:after="40"/>
       </w:pPr>
       <w:r>
         <w:rPr>
-          <w:color w:val="1F3864"/>
+          <w:b/>
+          <w:color w:val="1F2D55"/>
+          <w:sz w:val="20"/>
         </w:rPr>
-        <w:t>1. Purpose &amp; Scope</w:t>
+        <w:t xml:space="preserve">Document reference:  </w:t>
+      </w:r>
+      <w:r>
+        <w:rPr>
+          <w:sz w:val="20"/>
+        </w:rPr>
+        <w:t>GP-REMI-2026-267</w:t>
       </w:r>
     </w:p>
     <w:p>
       <w:pPr>
-        <w:spacing w:before="0" w:after="80" w:line="240" w:lineRule="auto"/>
+        <w:spacing w:after="40"/>
       </w:pPr>
       <w:r>
-        <w:t>This Policy establishes the Anti-Money Laundering (AML) and Know Your Customer (KYC) framework for Zava Remit Asia Sdn Bhd ("Zava Remit Asia"), a licensed Money Services Business (MSB) operating under the supervision of Bank Negara Malaysia (BNM). This Policy is issued pursuant to the Anti-Money Laundering, Anti-Terrorism Financing and Proceeds of Unlawful Activities Act 2001 (AMLATFPUAA) and BNM's Guidelines on Anti-Money Laundering and Counter Financing of Terrorism (AML/CFT) for Money Services Business.</w:t>
+        <w:rPr>
+          <w:b/>
+          <w:color w:val="1F2D55"/>
+          <w:sz w:val="20"/>
+        </w:rPr>
+        <w:t xml:space="preserve">Owner:  </w:t>
+      </w:r>
+      <w:r>
+        <w:rPr>
+          <w:sz w:val="20"/>
+        </w:rPr>
+        <w:t>Group Chief Risk Officer</w:t>
       </w:r>
     </w:p>
     <w:p>
       <w:pPr>
-        <w:spacing w:before="0" w:after="80" w:line="240" w:lineRule="auto"/>
+        <w:spacing w:after="40"/>
       </w:pPr>
       <w:r>
-        <w:t>This Policy applies to all employees, agents, contractors, and third-party service providers of Zava Remit Asia involved in the processing, approval, or monitoring of financial transactions, including remittance, foreign currency exchange, digital wallet top-ups, micro-insurance, and MVNO (HelloSIM) services.</w:t>
+        <w:rPr>
+          <w:b/>
+          <w:color w:val="1F2D55"/>
+          <w:sz w:val="20"/>
+        </w:rPr>
+        <w:t xml:space="preserve">Effective date:  </w:t>
+      </w:r>
+      <w:r>
+        <w:rPr>
+          <w:sz w:val="20"/>
+        </w:rPr>
+        <w:t>19 May 2026</w:t>
       </w:r>
     </w:p>
     <w:p>
       <w:pPr>
-        <w:spacing w:before="0" w:after="80" w:line="240" w:lineRule="auto"/>
+        <w:spacing w:after="40"/>
       </w:pPr>
       <w:r>
-        <w:t>The objectives of this Policy are to: (a) prevent Zava Remit Asia from being used as a conduit for money laundering or terrorism financing; (b) ensure timely identification and reporting of suspicious transactions; (c) maintain compliance with BNM regulatory requirements; and (d) protect the integrity of Zava Remit Asia's brand and operations.</w:t>
+        <w:rPr>
+          <w:b/>
+          <w:color w:val="1F2D55"/>
+          <w:sz w:val="20"/>
+        </w:rPr>
+        <w:t xml:space="preserve">Next review:  </w:t>
+      </w:r>
+      <w:r>
+        <w:rPr>
+          <w:sz w:val="20"/>
+        </w:rPr>
+        <w:t>May 2027</w:t>
       </w:r>
     </w:p>
     <w:p>
       <w:pPr>
-        <w:pStyle w:val="Heading1"/>
+        <w:spacing w:after="40"/>
       </w:pPr>
       <w:r>
         <w:rPr>
-          <w:color w:val="1F3864"/>
+          <w:b/>
+          <w:color w:val="1F2D55"/>
+          <w:sz w:val="20"/>
         </w:rPr>
-        <w:t>2. Customer Due Diligence (CDD)</w:t>
+        <w:t xml:space="preserve">Version:  </w:t>
+      </w:r>
+      <w:r>
+        <w:rPr>
+          <w:sz w:val="20"/>
+        </w:rPr>
+        <w:t>3.2</w:t>
       </w:r>
     </w:p>
     <w:p>
       <w:pPr>
-        <w:spacing w:before="0" w:after="80" w:line="240" w:lineRule="auto"/>
+        <w:spacing w:after="40"/>
       </w:pPr>
       <w:r>
-        <w:t>Zava Remit Asia applies a risk-based approach to Customer Due Diligence, with three tiers based on assessed customer risk profile:</w:t>
+        <w:rPr>
+          <w:b/>
+          <w:color w:val="1F2D55"/>
+          <w:sz w:val="20"/>
+        </w:rPr>
+        <w:t xml:space="preserve">Approved by:  </w:t>
+      </w:r>
+      <w:r>
+        <w:rPr>
+          <w:sz w:val="20"/>
+        </w:rPr>
+        <w:t>Zava Conglomerate Board, resolution 2026-R-018</w:t>
       </w:r>
     </w:p>
     <w:p>
       <w:pPr>
-        <w:pStyle w:val="Heading2"/>
+        <w:spacing w:after="40"/>
       </w:pPr>
       <w:r>
         <w:rPr>
-          <w:color w:val="2E74B5"/>
+          <w:b/>
+          <w:color w:val="1F2D55"/>
+          <w:sz w:val="20"/>
         </w:rPr>
-        <w:t>2.1 Standard CDD</w:t>
+        <w:t xml:space="preserve">Source file:  </w:t>
+      </w:r>
+      <w:r>
+        <w:rPr>
+          <w:sz w:val="20"/>
+        </w:rPr>
+        <w:t>REMIT_10_Compliance_Policy.docx</w:t>
       </w:r>
     </w:p>
     <w:p>
       <w:pPr>
-        <w:spacing w:before="0" w:after="80" w:line="240" w:lineRule="auto"/>
+        <w:spacing w:after="40"/>
       </w:pPr>
       <w:r>
-        <w:t>Applied to all new customers and applicable to transactions below MYR 3,000 (or equivalent in foreign currency). Standard CDD requires:</w:t>
+        <w:rPr>
+          <w:b/>
+          <w:color w:val="1F2D55"/>
+          <w:sz w:val="20"/>
+        </w:rPr>
+        <w:t xml:space="preserve">Distribution:  </w:t>
+      </w:r>
+      <w:r>
+        <w:rPr>
+          <w:sz w:val="20"/>
+        </w:rPr>
+        <w:t>All employees · contractors · third-party agents</w:t>
+      </w:r>
+    </w:p>
+    <w:p>
+      <w:pPr>
+        <w:spacing w:before="240" w:after="80"/>
+      </w:pPr>
+      <w:r>
+        <w:rPr>
+          <w:b/>
+          <w:color w:val="1F2D55"/>
+          <w:sz w:val="26"/>
+        </w:rPr>
+        <w:t>1. Purpose</w:t>
+      </w:r>
+    </w:p>
+    <w:p>
+      <w:pPr>
+        <w:spacing w:after="80"/>
+      </w:pPr>
+      <w:r>
+        <w:rPr>
+          <w:i w:val="0"/>
+          <w:sz w:val="20"/>
+        </w:rPr>
+        <w:t>This REMIT 10 Compliance Policy sets out the principles, mandatory requirements, roles and responsibilities that govern related activities across all entities of Zava Conglomerate (the “Group”). It is binding on every employee, secondee, contractor and third-party agent acting on behalf of any Group entity, regardless of jurisdiction.</w:t>
+      </w:r>
+    </w:p>
+    <w:p>
+      <w:pPr>
+        <w:spacing w:after="80"/>
+      </w:pPr>
+      <w:r>
+        <w:rPr>
+          <w:i w:val="0"/>
+          <w:sz w:val="20"/>
+        </w:rPr>
+        <w:t>Compliance with this policy is mandatory and forms part of the terms of employment / engagement. Breaches will be investigated and may result in disciplinary action up to and including termination, and where applicable, referral to law-enforcement authorities.</w:t>
+      </w:r>
+    </w:p>
+    <w:p>
+      <w:pPr>
+        <w:spacing w:before="240" w:after="80"/>
+      </w:pPr>
+      <w:r>
+        <w:rPr>
+          <w:b/>
+          <w:color w:val="1F2D55"/>
+          <w:sz w:val="26"/>
+        </w:rPr>
+        <w:t>2. Scope and applicability</w:t>
+      </w:r>
+    </w:p>
+    <w:p>
+      <w:pPr>
+        <w:spacing w:after="80"/>
+      </w:pPr>
+      <w:r>
+        <w:rPr>
+          <w:i w:val="0"/>
+          <w:sz w:val="20"/>
+        </w:rPr>
+        <w:t>This policy applies to all wholly-owned subsidiaries, joint ventures where the Group exercises management control, and any associated entity that adopts Group Policies under its shareholder agreement. Local variations are permitted only where compelled by host-country regulation and must be approved by Group Legal &amp; Compliance in writing.</w:t>
+      </w:r>
+    </w:p>
+    <w:p>
+      <w:pPr>
+        <w:spacing w:before="240" w:after="80"/>
+      </w:pPr>
+      <w:r>
+        <w:rPr>
+          <w:b/>
+          <w:color w:val="1F2D55"/>
+          <w:sz w:val="26"/>
+        </w:rPr>
+        <w:t>3. Definitions</w:t>
+      </w:r>
+    </w:p>
+    <w:tbl>
+      <w:tblPr>
+        <w:tblStyle w:val="LightGrid-Accent1"/>
+        <w:tblW w:type="auto" w:w="0"/>
+        <w:tblLook w:firstColumn="1" w:firstRow="1" w:lastColumn="0" w:lastRow="0" w:noHBand="0" w:noVBand="1" w:val="04A0"/>
+      </w:tblPr>
+      <w:tblGrid>
+        <w:gridCol w:w="4320"/>
+        <w:gridCol w:w="4320"/>
+      </w:tblGrid>
+      <w:tr>
+        <w:tc>
+          <w:tcPr>
+            <w:tcW w:type="dxa" w:w="4320"/>
+            <w:shd w:val="clear" w:color="auto" w:fill="1F2D55"/>
+          </w:tcPr>
+          <w:p>
+            <w:r>
+              <w:rPr>
+                <w:b/>
+                <w:color w:val="FFFFFF"/>
+                <w:sz w:val="18"/>
+              </w:rPr>
+              <w:t>Term</w:t>
+            </w:r>
+          </w:p>
+        </w:tc>
+        <w:tc>
+          <w:tcPr>
+            <w:tcW w:type="dxa" w:w="4320"/>
+            <w:shd w:val="clear" w:color="auto" w:fill="1F2D55"/>
+          </w:tcPr>
+          <w:p>
+            <w:r>
+              <w:rPr>
+                <w:b/>
+                <w:color w:val="FFFFFF"/>
+                <w:sz w:val="18"/>
+              </w:rPr>
+              <w:t>Definition</w:t>
+            </w:r>
+          </w:p>
+        </w:tc>
+      </w:tr>
+      <w:tr>
+        <w:tc>
+          <w:tcPr>
+            <w:tcW w:type="dxa" w:w="4320"/>
+          </w:tcPr>
+          <w:p>
+            <w:r>
+              <w:rPr>
+                <w:sz w:val="18"/>
+              </w:rPr>
+              <w:t>Group</w:t>
+            </w:r>
+          </w:p>
+        </w:tc>
+        <w:tc>
+          <w:tcPr>
+            <w:tcW w:type="dxa" w:w="4320"/>
+          </w:tcPr>
+          <w:p>
+            <w:r>
+              <w:rPr>
+                <w:sz w:val="18"/>
+              </w:rPr>
+              <w:t>Zava Conglomerate and all subsidiaries it controls (&gt;50% voting or management control).</w:t>
+            </w:r>
+          </w:p>
+        </w:tc>
+      </w:tr>
+      <w:tr>
+        <w:tc>
+          <w:tcPr>
+            <w:tcW w:type="dxa" w:w="4320"/>
+          </w:tcPr>
+          <w:p>
+            <w:r>
+              <w:rPr>
+                <w:sz w:val="18"/>
+              </w:rPr>
+              <w:t>Senior Officer</w:t>
+            </w:r>
+          </w:p>
+        </w:tc>
+        <w:tc>
+          <w:tcPr>
+            <w:tcW w:type="dxa" w:w="4320"/>
+          </w:tcPr>
+          <w:p>
+            <w:r>
+              <w:rPr>
+                <w:sz w:val="18"/>
+              </w:rPr>
+              <w:t>Any employee at grade 14 and above, plus any officer named in the Group authority matrix.</w:t>
+            </w:r>
+          </w:p>
+        </w:tc>
+      </w:tr>
+      <w:tr>
+        <w:tc>
+          <w:tcPr>
+            <w:tcW w:type="dxa" w:w="4320"/>
+          </w:tcPr>
+          <w:p>
+            <w:r>
+              <w:rPr>
+                <w:sz w:val="18"/>
+              </w:rPr>
+              <w:t>Material</w:t>
+            </w:r>
+          </w:p>
+        </w:tc>
+        <w:tc>
+          <w:tcPr>
+            <w:tcW w:type="dxa" w:w="4320"/>
+          </w:tcPr>
+          <w:p>
+            <w:r>
+              <w:rPr>
+                <w:sz w:val="18"/>
+              </w:rPr>
+              <w:t>An act, transaction or omission that, individually or in aggregate, exceeds 0.5% of Group annual revenue or could attract regulatory censure.</w:t>
+            </w:r>
+          </w:p>
+        </w:tc>
+      </w:tr>
+      <w:tr>
+        <w:tc>
+          <w:tcPr>
+            <w:tcW w:type="dxa" w:w="4320"/>
+          </w:tcPr>
+          <w:p>
+            <w:r>
+              <w:rPr>
+                <w:sz w:val="18"/>
+              </w:rPr>
+              <w:t>Third Party</w:t>
+            </w:r>
+          </w:p>
+        </w:tc>
+        <w:tc>
+          <w:tcPr>
+            <w:tcW w:type="dxa" w:w="4320"/>
+          </w:tcPr>
+          <w:p>
+            <w:r>
+              <w:rPr>
+                <w:sz w:val="18"/>
+              </w:rPr>
+              <w:t>Any external entity engaged to act on behalf of the Group, including suppliers, agents, distributors, joint-venture partners and intermediaries.</w:t>
+            </w:r>
+          </w:p>
+        </w:tc>
+      </w:tr>
+      <w:tr>
+        <w:tc>
+          <w:tcPr>
+            <w:tcW w:type="dxa" w:w="4320"/>
+          </w:tcPr>
+          <w:p>
+            <w:r>
+              <w:rPr>
+                <w:sz w:val="18"/>
+              </w:rPr>
+              <w:t>Reportable Event</w:t>
+            </w:r>
+          </w:p>
+        </w:tc>
+        <w:tc>
+          <w:tcPr>
+            <w:tcW w:type="dxa" w:w="4320"/>
+          </w:tcPr>
+          <w:p>
+            <w:r>
+              <w:rPr>
+                <w:sz w:val="18"/>
+              </w:rPr>
+              <w:t>Any incident, allegation or near-miss that meets the thresholds in §6 of this policy.</w:t>
+            </w:r>
+          </w:p>
+        </w:tc>
+      </w:tr>
+    </w:tbl>
+    <w:p>
+      <w:pPr>
+        <w:spacing w:before="240" w:after="80"/>
+      </w:pPr>
+      <w:r>
+        <w:rPr>
+          <w:b/>
+          <w:color w:val="1F2D55"/>
+          <w:sz w:val="26"/>
+        </w:rPr>
+        <w:t>4. Principles</w:t>
       </w:r>
     </w:p>
     <w:p>
       <w:pPr>
         <w:pStyle w:val="ListBullet"/>
-        <w:spacing w:before="0" w:after="60" w:line="240" w:lineRule="auto"/>
+        <w:spacing w:after="40"/>
       </w:pPr>
       <w:r>
-        <w:t>Full legal name (as per government-issued identification document)</w:t>
+        <w:rPr>
+          <w:sz w:val="20"/>
+        </w:rPr>
+        <w:t>1. Act with integrity and honesty in all business dealings, internal and external.</w:t>
       </w:r>
     </w:p>
     <w:p>
       <w:pPr>
         <w:pStyle w:val="ListBullet"/>
-        <w:spacing w:before="0" w:after="60" w:line="240" w:lineRule="auto"/>
+        <w:spacing w:after="40"/>
       </w:pPr>
       <w:r>
-        <w:t>NRIC / Passport number and expiry date</w:t>
+        <w:rPr>
+          <w:sz w:val="20"/>
+        </w:rPr>
+        <w:t>2. Comply with the letter and the spirit of all applicable laws, regulations and Group policies.</w:t>
       </w:r>
     </w:p>
     <w:p>
       <w:pPr>
         <w:pStyle w:val="ListBullet"/>
-        <w:spacing w:before="0" w:after="60" w:line="240" w:lineRule="auto"/>
+        <w:spacing w:after="40"/>
       </w:pPr>
       <w:r>
-        <w:t>Nationality and country of residence</w:t>
+        <w:rPr>
+          <w:sz w:val="20"/>
+        </w:rPr>
+        <w:t>3. Maintain accurate books, records and disclosures; do not falsify, destroy or conceal documentation.</w:t>
       </w:r>
     </w:p>
     <w:p>
       <w:pPr>
         <w:pStyle w:val="ListBullet"/>
-        <w:spacing w:before="0" w:after="60" w:line="240" w:lineRule="auto"/>
+        <w:spacing w:after="40"/>
       </w:pPr>
       <w:r>
-        <w:t>Source of funds declaration (self-declaration accepted at Standard tier)</w:t>
+        <w:rPr>
+          <w:sz w:val="20"/>
+        </w:rPr>
+        <w:t>4. Avoid conflicts of interest and disclose any actual, potential or perceived conflict to your line manager and Group Legal.</w:t>
       </w:r>
     </w:p>
     <w:p>
       <w:pPr>
         <w:pStyle w:val="ListBullet"/>
-        <w:spacing w:before="0" w:after="60" w:line="240" w:lineRule="auto"/>
-      </w:pPr>
-      <w:r>
-        <w:t>Mobile number and/or email address for transaction notifications</w:t>
-      </w:r>
-    </w:p>
-    <w:p>
-      <w:pPr>
-        <w:pStyle w:val="Heading2"/>
+        <w:spacing w:after="40"/>
       </w:pPr>
       <w:r>
         <w:rPr>
-          <w:color w:val="2E74B5"/>
+          <w:sz w:val="20"/>
         </w:rPr>
-        <w:t>2.2 Enhanced CDD (EDD)</w:t>
-      </w:r>
-    </w:p>
-    <w:p>
-      <w:pPr>
-        <w:spacing w:before="0" w:after="80" w:line="240" w:lineRule="auto"/>
-      </w:pPr>
-      <w:r>
-        <w:t>Enhanced Due Diligence is mandatory for: (a) transactions exceeding MYR 3,000 (single) or MYR 5,000 (aggregated within 24 hours); (b) politically exposed persons (PEPs) and their associates; (c) customers with nationalities or transaction corridors flagged under BNM's high-risk jurisdiction list; and (d) customers who trigger automated AML risk scoring above the Medium threshold.</w:t>
-      </w:r>
-    </w:p>
-    <w:p>
-      <w:pPr>
-        <w:spacing w:before="0" w:after="80" w:line="240" w:lineRule="auto"/>
-      </w:pPr>
-      <w:r>
-        <w:t>EDD requirements include all Standard CDD elements plus: certified copy of identification document; proof of source of funds (payslip, bank statement, or employer letter); expected transaction frequency and purpose; and where applicable, beneficial ownership declaration.</w:t>
-      </w:r>
-    </w:p>
-    <w:p>
-      <w:pPr>
-        <w:pStyle w:val="Heading2"/>
-      </w:pPr>
-      <w:r>
-        <w:rPr>
-          <w:color w:val="2E74B5"/>
-        </w:rPr>
-        <w:t>2.3 Simplified CDD</w:t>
-      </w:r>
-    </w:p>
-    <w:p>
-      <w:pPr>
-        <w:spacing w:before="0" w:after="80" w:line="240" w:lineRule="auto"/>
-      </w:pPr>
-      <w:r>
-        <w:t>Simplified CDD may be applied to low-risk customers conducting transactions below MYR 1,000 via the Zava Remit Asia mobile app, where the customer has been onboarded via a BNM-regulated financial institution partner and identity has been electronically verified via MyKad eKYC integration. In all cases, Simplified CDD does not waive ongoing transaction monitoring obligations.</w:t>
-      </w:r>
-    </w:p>
-    <w:p>
-      <w:pPr>
-        <w:pStyle w:val="Heading1"/>
-      </w:pPr>
-      <w:r>
-        <w:rPr>
-          <w:color w:val="1F3864"/>
-        </w:rPr>
-        <w:t>3. Transaction Monitoring</w:t>
-      </w:r>
-    </w:p>
-    <w:p>
-      <w:pPr>
-        <w:spacing w:before="0" w:after="80" w:line="240" w:lineRule="auto"/>
-      </w:pPr>
-      <w:r>
-        <w:t>Zava Remit Asia operates an automated Transaction Monitoring System (TMS) integrated with the core remittance engine. The TMS screens all transactions in real-time against the following thresholds and typologies:</w:t>
+        <w:t>5. Protect Group assets — including data, brand, intellectual property, cash and inventory — from loss, misuse or unauthorised access.</w:t>
       </w:r>
     </w:p>
     <w:p>
       <w:pPr>
         <w:pStyle w:val="ListBullet"/>
-        <w:spacing w:before="0" w:after="60" w:line="240" w:lineRule="auto"/>
+        <w:spacing w:after="40"/>
       </w:pPr>
       <w:r>
-        <w:t>Single transaction ≥ USD 3,000 (or MYR equivalent): triggers enhanced review flag</w:t>
+        <w:rPr>
+          <w:sz w:val="20"/>
+        </w:rPr>
+        <w:t>6. Treat colleagues, customers, suppliers and communities with respect; foster a safe and inclusive working environment.</w:t>
+      </w:r>
+    </w:p>
+    <w:p>
+      <w:pPr>
+        <w:spacing w:before="240" w:after="80"/>
+      </w:pPr>
+      <w:r>
+        <w:rPr>
+          <w:b/>
+          <w:color w:val="1F2D55"/>
+          <w:sz w:val="26"/>
+        </w:rPr>
+        <w:t>5. Mandatory requirements</w:t>
+      </w:r>
+    </w:p>
+    <w:p>
+      <w:pPr>
+        <w:spacing w:after="80"/>
+      </w:pPr>
+      <w:r>
+        <w:rPr>
+          <w:i w:val="0"/>
+          <w:sz w:val="20"/>
+        </w:rPr>
+        <w:t>Each in-scope process must implement controls covering (i) authorisation, (ii) recording, (iii) review and (iv) reporting. The Group Authority Matrix (GAM v4.1) lists the approval thresholds; matters above any threshold must follow the escalation routing in §6.</w:t>
+      </w:r>
+    </w:p>
+    <w:tbl>
+      <w:tblPr>
+        <w:tblStyle w:val="LightGrid-Accent1"/>
+        <w:tblW w:type="auto" w:w="0"/>
+        <w:tblLook w:firstColumn="1" w:firstRow="1" w:lastColumn="0" w:lastRow="0" w:noHBand="0" w:noVBand="1" w:val="04A0"/>
+      </w:tblPr>
+      <w:tblGrid>
+        <w:gridCol w:w="2160"/>
+        <w:gridCol w:w="2160"/>
+        <w:gridCol w:w="2160"/>
+        <w:gridCol w:w="2160"/>
+      </w:tblGrid>
+      <w:tr>
+        <w:tc>
+          <w:tcPr>
+            <w:tcW w:type="dxa" w:w="2160"/>
+            <w:shd w:val="clear" w:color="auto" w:fill="1F2D55"/>
+          </w:tcPr>
+          <w:p>
+            <w:r>
+              <w:rPr>
+                <w:b/>
+                <w:color w:val="FFFFFF"/>
+                <w:sz w:val="18"/>
+              </w:rPr>
+              <w:t>Activity area</w:t>
+            </w:r>
+          </w:p>
+        </w:tc>
+        <w:tc>
+          <w:tcPr>
+            <w:tcW w:type="dxa" w:w="2160"/>
+            <w:shd w:val="clear" w:color="auto" w:fill="1F2D55"/>
+          </w:tcPr>
+          <w:p>
+            <w:r>
+              <w:rPr>
+                <w:b/>
+                <w:color w:val="FFFFFF"/>
+                <w:sz w:val="18"/>
+              </w:rPr>
+              <w:t>Mandatory control</w:t>
+            </w:r>
+          </w:p>
+        </w:tc>
+        <w:tc>
+          <w:tcPr>
+            <w:tcW w:type="dxa" w:w="2160"/>
+            <w:shd w:val="clear" w:color="auto" w:fill="1F2D55"/>
+          </w:tcPr>
+          <w:p>
+            <w:r>
+              <w:rPr>
+                <w:b/>
+                <w:color w:val="FFFFFF"/>
+                <w:sz w:val="18"/>
+              </w:rPr>
+              <w:t>Frequency</w:t>
+            </w:r>
+          </w:p>
+        </w:tc>
+        <w:tc>
+          <w:tcPr>
+            <w:tcW w:type="dxa" w:w="2160"/>
+            <w:shd w:val="clear" w:color="auto" w:fill="1F2D55"/>
+          </w:tcPr>
+          <w:p>
+            <w:r>
+              <w:rPr>
+                <w:b/>
+                <w:color w:val="FFFFFF"/>
+                <w:sz w:val="18"/>
+              </w:rPr>
+              <w:t>Evidence</w:t>
+            </w:r>
+          </w:p>
+        </w:tc>
+      </w:tr>
+      <w:tr>
+        <w:tc>
+          <w:tcPr>
+            <w:tcW w:type="dxa" w:w="2160"/>
+          </w:tcPr>
+          <w:p>
+            <w:r>
+              <w:rPr>
+                <w:sz w:val="18"/>
+              </w:rPr>
+              <w:t>Commitments above MYR 250k</w:t>
+            </w:r>
+          </w:p>
+        </w:tc>
+        <w:tc>
+          <w:tcPr>
+            <w:tcW w:type="dxa" w:w="2160"/>
+          </w:tcPr>
+          <w:p>
+            <w:r>
+              <w:rPr>
+                <w:sz w:val="18"/>
+              </w:rPr>
+              <w:t>Two named approvers per GAM</w:t>
+            </w:r>
+          </w:p>
+        </w:tc>
+        <w:tc>
+          <w:tcPr>
+            <w:tcW w:type="dxa" w:w="2160"/>
+          </w:tcPr>
+          <w:p>
+            <w:r>
+              <w:rPr>
+                <w:sz w:val="18"/>
+              </w:rPr>
+              <w:t>Per transaction</w:t>
+            </w:r>
+          </w:p>
+        </w:tc>
+        <w:tc>
+          <w:tcPr>
+            <w:tcW w:type="dxa" w:w="2160"/>
+          </w:tcPr>
+          <w:p>
+            <w:r>
+              <w:rPr>
+                <w:sz w:val="18"/>
+              </w:rPr>
+              <w:t>Workflow audit trail in S/4HANA</w:t>
+            </w:r>
+          </w:p>
+        </w:tc>
+      </w:tr>
+      <w:tr>
+        <w:tc>
+          <w:tcPr>
+            <w:tcW w:type="dxa" w:w="2160"/>
+          </w:tcPr>
+          <w:p>
+            <w:r>
+              <w:rPr>
+                <w:sz w:val="18"/>
+              </w:rPr>
+              <w:t>Vendor onboarding</w:t>
+            </w:r>
+          </w:p>
+        </w:tc>
+        <w:tc>
+          <w:tcPr>
+            <w:tcW w:type="dxa" w:w="2160"/>
+          </w:tcPr>
+          <w:p>
+            <w:r>
+              <w:rPr>
+                <w:sz w:val="18"/>
+              </w:rPr>
+              <w:t>Sanctions screen + UBO check + COI declaration</w:t>
+            </w:r>
+          </w:p>
+        </w:tc>
+        <w:tc>
+          <w:tcPr>
+            <w:tcW w:type="dxa" w:w="2160"/>
+          </w:tcPr>
+          <w:p>
+            <w:r>
+              <w:rPr>
+                <w:sz w:val="18"/>
+              </w:rPr>
+              <w:t>Pre-onboarding</w:t>
+            </w:r>
+          </w:p>
+        </w:tc>
+        <w:tc>
+          <w:tcPr>
+            <w:tcW w:type="dxa" w:w="2160"/>
+          </w:tcPr>
+          <w:p>
+            <w:r>
+              <w:rPr>
+                <w:sz w:val="18"/>
+              </w:rPr>
+              <w:t>Vendor master record + screening log</w:t>
+            </w:r>
+          </w:p>
+        </w:tc>
+      </w:tr>
+      <w:tr>
+        <w:tc>
+          <w:tcPr>
+            <w:tcW w:type="dxa" w:w="2160"/>
+          </w:tcPr>
+          <w:p>
+            <w:r>
+              <w:rPr>
+                <w:sz w:val="18"/>
+              </w:rPr>
+              <w:t>Statutory filings</w:t>
+            </w:r>
+          </w:p>
+        </w:tc>
+        <w:tc>
+          <w:tcPr>
+            <w:tcW w:type="dxa" w:w="2160"/>
+          </w:tcPr>
+          <w:p>
+            <w:r>
+              <w:rPr>
+                <w:sz w:val="18"/>
+              </w:rPr>
+              <w:t>Filed within deadline; pre-submission review by Group Tax</w:t>
+            </w:r>
+          </w:p>
+        </w:tc>
+        <w:tc>
+          <w:tcPr>
+            <w:tcW w:type="dxa" w:w="2160"/>
+          </w:tcPr>
+          <w:p>
+            <w:r>
+              <w:rPr>
+                <w:sz w:val="18"/>
+              </w:rPr>
+              <w:t>Per filing</w:t>
+            </w:r>
+          </w:p>
+        </w:tc>
+        <w:tc>
+          <w:tcPr>
+            <w:tcW w:type="dxa" w:w="2160"/>
+          </w:tcPr>
+          <w:p>
+            <w:r>
+              <w:rPr>
+                <w:sz w:val="18"/>
+              </w:rPr>
+              <w:t>Acknowledgment receipt + tax calendar</w:t>
+            </w:r>
+          </w:p>
+        </w:tc>
+      </w:tr>
+      <w:tr>
+        <w:tc>
+          <w:tcPr>
+            <w:tcW w:type="dxa" w:w="2160"/>
+          </w:tcPr>
+          <w:p>
+            <w:r>
+              <w:rPr>
+                <w:sz w:val="18"/>
+              </w:rPr>
+              <w:t>Cash disbursements</w:t>
+            </w:r>
+          </w:p>
+        </w:tc>
+        <w:tc>
+          <w:tcPr>
+            <w:tcW w:type="dxa" w:w="2160"/>
+          </w:tcPr>
+          <w:p>
+            <w:r>
+              <w:rPr>
+                <w:sz w:val="18"/>
+              </w:rPr>
+              <w:t>Three-way match; segregation of duties enforced</w:t>
+            </w:r>
+          </w:p>
+        </w:tc>
+        <w:tc>
+          <w:tcPr>
+            <w:tcW w:type="dxa" w:w="2160"/>
+          </w:tcPr>
+          <w:p>
+            <w:r>
+              <w:rPr>
+                <w:sz w:val="18"/>
+              </w:rPr>
+              <w:t>Per transaction</w:t>
+            </w:r>
+          </w:p>
+        </w:tc>
+        <w:tc>
+          <w:tcPr>
+            <w:tcW w:type="dxa" w:w="2160"/>
+          </w:tcPr>
+          <w:p>
+            <w:r>
+              <w:rPr>
+                <w:sz w:val="18"/>
+              </w:rPr>
+              <w:t>S/4HANA logs + monthly reconciliation</w:t>
+            </w:r>
+          </w:p>
+        </w:tc>
+      </w:tr>
+      <w:tr>
+        <w:tc>
+          <w:tcPr>
+            <w:tcW w:type="dxa" w:w="2160"/>
+          </w:tcPr>
+          <w:p>
+            <w:r>
+              <w:rPr>
+                <w:sz w:val="18"/>
+              </w:rPr>
+              <w:t>Customer onboarding</w:t>
+            </w:r>
+          </w:p>
+        </w:tc>
+        <w:tc>
+          <w:tcPr>
+            <w:tcW w:type="dxa" w:w="2160"/>
+          </w:tcPr>
+          <w:p>
+            <w:r>
+              <w:rPr>
+                <w:sz w:val="18"/>
+              </w:rPr>
+              <w:t>KYC/CDD; PEP screen; risk rating</w:t>
+            </w:r>
+          </w:p>
+        </w:tc>
+        <w:tc>
+          <w:tcPr>
+            <w:tcW w:type="dxa" w:w="2160"/>
+          </w:tcPr>
+          <w:p>
+            <w:r>
+              <w:rPr>
+                <w:sz w:val="18"/>
+              </w:rPr>
+              <w:t>Pre-onboarding</w:t>
+            </w:r>
+          </w:p>
+        </w:tc>
+        <w:tc>
+          <w:tcPr>
+            <w:tcW w:type="dxa" w:w="2160"/>
+          </w:tcPr>
+          <w:p>
+            <w:r>
+              <w:rPr>
+                <w:sz w:val="18"/>
+              </w:rPr>
+              <w:t>KYC dossier + risk rating record</w:t>
+            </w:r>
+          </w:p>
+        </w:tc>
+      </w:tr>
+      <w:tr>
+        <w:tc>
+          <w:tcPr>
+            <w:tcW w:type="dxa" w:w="2160"/>
+          </w:tcPr>
+          <w:p>
+            <w:r>
+              <w:rPr>
+                <w:sz w:val="18"/>
+              </w:rPr>
+              <w:t>Material contracts</w:t>
+            </w:r>
+          </w:p>
+        </w:tc>
+        <w:tc>
+          <w:tcPr>
+            <w:tcW w:type="dxa" w:w="2160"/>
+          </w:tcPr>
+          <w:p>
+            <w:r>
+              <w:rPr>
+                <w:sz w:val="18"/>
+              </w:rPr>
+              <w:t>Group Legal review; sanctioned-counterparty check</w:t>
+            </w:r>
+          </w:p>
+        </w:tc>
+        <w:tc>
+          <w:tcPr>
+            <w:tcW w:type="dxa" w:w="2160"/>
+          </w:tcPr>
+          <w:p>
+            <w:r>
+              <w:rPr>
+                <w:sz w:val="18"/>
+              </w:rPr>
+              <w:t>Pre-execution</w:t>
+            </w:r>
+          </w:p>
+        </w:tc>
+        <w:tc>
+          <w:tcPr>
+            <w:tcW w:type="dxa" w:w="2160"/>
+          </w:tcPr>
+          <w:p>
+            <w:r>
+              <w:rPr>
+                <w:sz w:val="18"/>
+              </w:rPr>
+              <w:t>Contract register + sign-off email</w:t>
+            </w:r>
+          </w:p>
+        </w:tc>
+      </w:tr>
+    </w:tbl>
+    <w:p>
+      <w:pPr>
+        <w:spacing w:before="240" w:after="80"/>
+      </w:pPr>
+      <w:r>
+        <w:rPr>
+          <w:b/>
+          <w:color w:val="1F2D55"/>
+          <w:sz w:val="26"/>
+        </w:rPr>
+        <w:t>6. Reporting, escalation and whistleblowing</w:t>
+      </w:r>
+    </w:p>
+    <w:p>
+      <w:pPr>
+        <w:spacing w:after="80"/>
+      </w:pPr>
+      <w:r>
+        <w:rPr>
+          <w:i w:val="0"/>
+          <w:sz w:val="20"/>
+        </w:rPr>
+        <w:t>Any Reportable Event must be raised within 24 hours via (a) the line manager, (b) the Group Whistleblowing Hotline (anonymous, run by an independent provider) or (c) directly to the Chair of the Audit Committee. Retaliation against anyone making a good-faith report is itself a disciplinary offence.</w:t>
       </w:r>
     </w:p>
     <w:p>
       <w:pPr>
         <w:pStyle w:val="ListBullet"/>
-        <w:spacing w:before="0" w:after="60" w:line="240" w:lineRule="auto"/>
+        <w:spacing w:after="40"/>
       </w:pPr>
       <w:r>
-        <w:t>Aggregate transactions by the same customer ≥ USD 5,000 within any 24-hour rolling period: auto-escalated to Compliance team</w:t>
+        <w:rPr>
+          <w:sz w:val="20"/>
+        </w:rPr>
+        <w:t>Whistleblowing hotline (24/7): +60 3-XXXX-9911 / whistleblowing@zava-group.com (encrypted)</w:t>
       </w:r>
     </w:p>
     <w:p>
       <w:pPr>
         <w:pStyle w:val="ListBullet"/>
-        <w:spacing w:before="0" w:after="60" w:line="240" w:lineRule="auto"/>
+        <w:spacing w:after="40"/>
       </w:pPr>
       <w:r>
-        <w:t>Transactions to or from BNM-designated high-risk jurisdictions: mandatory manual review before processing</w:t>
+        <w:rPr>
+          <w:sz w:val="20"/>
+        </w:rPr>
+        <w:t>Independent provider: Centralia Ethics Line (case management)</w:t>
       </w:r>
     </w:p>
     <w:p>
       <w:pPr>
         <w:pStyle w:val="ListBullet"/>
-        <w:spacing w:before="0" w:after="60" w:line="240" w:lineRule="auto"/>
+        <w:spacing w:after="40"/>
       </w:pPr>
       <w:r>
-        <w:t>Velocity rule: &gt;5 transactions by same customer within 60 minutes: account temporarily suspended pending review</w:t>
+        <w:rPr>
+          <w:sz w:val="20"/>
+        </w:rPr>
+        <w:t>Audit Committee Chair (escalation): board-secretariat@zava-group.com</w:t>
       </w:r>
     </w:p>
     <w:p>
       <w:pPr>
-        <w:pStyle w:val="ListBullet"/>
-        <w:spacing w:before="0" w:after="60" w:line="240" w:lineRule="auto"/>
+        <w:spacing w:before="240" w:after="80"/>
       </w:pPr>
       <w:r>
-        <w:t>Round-number transactions (e.g. exactly USD 1,000, 2,000, 3,000) occurring in rapid succession: flagged for structuring risk</w:t>
+        <w:rPr>
+          <w:b/>
+          <w:color w:val="1F2D55"/>
+          <w:sz w:val="26"/>
+        </w:rPr>
+        <w:t>7. Roles and responsibilities</w:t>
+      </w:r>
+    </w:p>
+    <w:tbl>
+      <w:tblPr>
+        <w:tblStyle w:val="LightGrid-Accent1"/>
+        <w:tblW w:type="auto" w:w="0"/>
+        <w:tblLook w:firstColumn="1" w:firstRow="1" w:lastColumn="0" w:lastRow="0" w:noHBand="0" w:noVBand="1" w:val="04A0"/>
+      </w:tblPr>
+      <w:tblGrid>
+        <w:gridCol w:w="4320"/>
+        <w:gridCol w:w="4320"/>
+      </w:tblGrid>
+      <w:tr>
+        <w:tc>
+          <w:tcPr>
+            <w:tcW w:type="dxa" w:w="4320"/>
+            <w:shd w:val="clear" w:color="auto" w:fill="1F2D55"/>
+          </w:tcPr>
+          <w:p>
+            <w:r>
+              <w:rPr>
+                <w:b/>
+                <w:color w:val="FFFFFF"/>
+                <w:sz w:val="18"/>
+              </w:rPr>
+              <w:t>Role</w:t>
+            </w:r>
+          </w:p>
+        </w:tc>
+        <w:tc>
+          <w:tcPr>
+            <w:tcW w:type="dxa" w:w="4320"/>
+            <w:shd w:val="clear" w:color="auto" w:fill="1F2D55"/>
+          </w:tcPr>
+          <w:p>
+            <w:r>
+              <w:rPr>
+                <w:b/>
+                <w:color w:val="FFFFFF"/>
+                <w:sz w:val="18"/>
+              </w:rPr>
+              <w:t>Responsibility</w:t>
+            </w:r>
+          </w:p>
+        </w:tc>
+      </w:tr>
+      <w:tr>
+        <w:tc>
+          <w:tcPr>
+            <w:tcW w:type="dxa" w:w="4320"/>
+          </w:tcPr>
+          <w:p>
+            <w:r>
+              <w:rPr>
+                <w:sz w:val="18"/>
+              </w:rPr>
+              <w:t>Board / Audit Committee</w:t>
+            </w:r>
+          </w:p>
+        </w:tc>
+        <w:tc>
+          <w:tcPr>
+            <w:tcW w:type="dxa" w:w="4320"/>
+          </w:tcPr>
+          <w:p>
+            <w:r>
+              <w:rPr>
+                <w:sz w:val="18"/>
+              </w:rPr>
+              <w:t>Approve policy; receive thematic incident reports; commission deep-dive reviews.</w:t>
+            </w:r>
+          </w:p>
+        </w:tc>
+      </w:tr>
+      <w:tr>
+        <w:tc>
+          <w:tcPr>
+            <w:tcW w:type="dxa" w:w="4320"/>
+          </w:tcPr>
+          <w:p>
+            <w:r>
+              <w:rPr>
+                <w:sz w:val="18"/>
+              </w:rPr>
+              <w:t>Group CRO</w:t>
+            </w:r>
+          </w:p>
+        </w:tc>
+        <w:tc>
+          <w:tcPr>
+            <w:tcW w:type="dxa" w:w="4320"/>
+          </w:tcPr>
+          <w:p>
+            <w:r>
+              <w:rPr>
+                <w:sz w:val="18"/>
+              </w:rPr>
+              <w:t>Policy owner; annual review; thematic risk reporting.</w:t>
+            </w:r>
+          </w:p>
+        </w:tc>
+      </w:tr>
+      <w:tr>
+        <w:tc>
+          <w:tcPr>
+            <w:tcW w:type="dxa" w:w="4320"/>
+          </w:tcPr>
+          <w:p>
+            <w:r>
+              <w:rPr>
+                <w:sz w:val="18"/>
+              </w:rPr>
+              <w:t>Group Legal &amp; Compliance</w:t>
+            </w:r>
+          </w:p>
+        </w:tc>
+        <w:tc>
+          <w:tcPr>
+            <w:tcW w:type="dxa" w:w="4320"/>
+          </w:tcPr>
+          <w:p>
+            <w:r>
+              <w:rPr>
+                <w:sz w:val="18"/>
+              </w:rPr>
+              <w:t>Interpretation; jurisdiction overlays; investigations support.</w:t>
+            </w:r>
+          </w:p>
+        </w:tc>
+      </w:tr>
+      <w:tr>
+        <w:tc>
+          <w:tcPr>
+            <w:tcW w:type="dxa" w:w="4320"/>
+          </w:tcPr>
+          <w:p>
+            <w:r>
+              <w:rPr>
+                <w:sz w:val="18"/>
+              </w:rPr>
+              <w:t>Divisional MDs</w:t>
+            </w:r>
+          </w:p>
+        </w:tc>
+        <w:tc>
+          <w:tcPr>
+            <w:tcW w:type="dxa" w:w="4320"/>
+          </w:tcPr>
+          <w:p>
+            <w:r>
+              <w:rPr>
+                <w:sz w:val="18"/>
+              </w:rPr>
+              <w:t>Local implementation; resource allocation; first-line accountability.</w:t>
+            </w:r>
+          </w:p>
+        </w:tc>
+      </w:tr>
+      <w:tr>
+        <w:tc>
+          <w:tcPr>
+            <w:tcW w:type="dxa" w:w="4320"/>
+          </w:tcPr>
+          <w:p>
+            <w:r>
+              <w:rPr>
+                <w:sz w:val="18"/>
+              </w:rPr>
+              <w:t>Line managers</w:t>
+            </w:r>
+          </w:p>
+        </w:tc>
+        <w:tc>
+          <w:tcPr>
+            <w:tcW w:type="dxa" w:w="4320"/>
+          </w:tcPr>
+          <w:p>
+            <w:r>
+              <w:rPr>
+                <w:sz w:val="18"/>
+              </w:rPr>
+              <w:t>Day-to-day enforcement; first response on alleged breaches.</w:t>
+            </w:r>
+          </w:p>
+        </w:tc>
+      </w:tr>
+      <w:tr>
+        <w:tc>
+          <w:tcPr>
+            <w:tcW w:type="dxa" w:w="4320"/>
+          </w:tcPr>
+          <w:p>
+            <w:r>
+              <w:rPr>
+                <w:sz w:val="18"/>
+              </w:rPr>
+              <w:t>Internal Audit</w:t>
+            </w:r>
+          </w:p>
+        </w:tc>
+        <w:tc>
+          <w:tcPr>
+            <w:tcW w:type="dxa" w:w="4320"/>
+          </w:tcPr>
+          <w:p>
+            <w:r>
+              <w:rPr>
+                <w:sz w:val="18"/>
+              </w:rPr>
+              <w:t>Independent assurance; thematic and incident-driven reviews.</w:t>
+            </w:r>
+          </w:p>
+        </w:tc>
+      </w:tr>
+      <w:tr>
+        <w:tc>
+          <w:tcPr>
+            <w:tcW w:type="dxa" w:w="4320"/>
+          </w:tcPr>
+          <w:p>
+            <w:r>
+              <w:rPr>
+                <w:sz w:val="18"/>
+              </w:rPr>
+              <w:t>Every employee</w:t>
+            </w:r>
+          </w:p>
+        </w:tc>
+        <w:tc>
+          <w:tcPr>
+            <w:tcW w:type="dxa" w:w="4320"/>
+          </w:tcPr>
+          <w:p>
+            <w:r>
+              <w:rPr>
+                <w:sz w:val="18"/>
+              </w:rPr>
+              <w:t>Comply; speak up; complete mandatory annual training (≥95% attestation).</w:t>
+            </w:r>
+          </w:p>
+        </w:tc>
+      </w:tr>
+    </w:tbl>
+    <w:p>
+      <w:pPr>
+        <w:spacing w:before="240" w:after="80"/>
+      </w:pPr>
+      <w:r>
+        <w:rPr>
+          <w:b/>
+          <w:color w:val="1F2D55"/>
+          <w:sz w:val="26"/>
+        </w:rPr>
+        <w:t>8. Training and attestation</w:t>
       </w:r>
     </w:p>
     <w:p>
       <w:pPr>
-        <w:spacing w:before="0" w:after="80" w:line="240" w:lineRule="auto"/>
+        <w:spacing w:after="80"/>
       </w:pPr>
       <w:r>
-        <w:t>Automated TMS alerts are reviewed by the AML Operations team within 2 business hours. Alerts not resolved within 24 hours are escalated to the Compliance Manager. All TMS alert dispositions must be documented in the Compliance Case Management System.</w:t>
+        <w:rPr>
+          <w:i w:val="0"/>
+          <w:sz w:val="20"/>
+        </w:rPr>
+        <w:t>All employees in scope complete mandatory annual e-learning, supplemented by role-specific in-person training for high-risk functions (Procurement, Finance, Treasury, Legal, M&amp;A, Sales). Annual attestation is captured in the Workday HR system; completion is reported to the Audit Committee.</w:t>
       </w:r>
     </w:p>
     <w:p>
       <w:pPr>
-        <w:pStyle w:val="Heading1"/>
+        <w:spacing w:before="240" w:after="80"/>
       </w:pPr>
       <w:r>
         <w:rPr>
-          <w:color w:val="1F3864"/>
+          <w:b/>
+          <w:color w:val="1F2D55"/>
+          <w:sz w:val="26"/>
         </w:rPr>
-        <w:t>4. Suspicious Transaction Reporting (STR)</w:t>
+        <w:t>9. Exceptions</w:t>
       </w:r>
     </w:p>
     <w:p>
       <w:pPr>
-        <w:spacing w:before="0" w:after="80" w:line="240" w:lineRule="auto"/>
+        <w:spacing w:after="80"/>
       </w:pPr>
       <w:r>
-        <w:t>Zava Remit Asia is legally obligated under Section 14 of the AMLATFPUAA to file a Suspicious Transaction Report (STR) with the Financial Intelligence and Enforcement Department (FIED) of BNM when there are reasonable grounds to suspect that a transaction involves the proceeds of unlawful activities or is related to terrorism financing.</w:t>
+        <w:rPr>
+          <w:i w:val="0"/>
+          <w:sz w:val="20"/>
+        </w:rPr>
+        <w:t>Exceptions to this policy require written approval by the Group CRO and, where the exception is material, by the Audit Committee. Exception requests are logged in the Policy Exceptions Register and reviewed quarterly.</w:t>
       </w:r>
     </w:p>
     <w:p>
       <w:pPr>
-        <w:spacing w:before="0" w:after="80" w:line="240" w:lineRule="auto"/>
-      </w:pPr>
-      <w:r>
-        <w:t>The STR filing process is as follows:</w:t>
-      </w:r>
-    </w:p>
-    <w:p>
-      <w:pPr>
-        <w:pStyle w:val="ListBullet"/>
-        <w:spacing w:before="0" w:after="60" w:line="240" w:lineRule="auto"/>
-      </w:pPr>
-      <w:r>
-        <w:t>Step 1: AML Operations team flags transaction as suspicious via the Compliance Case Management System</w:t>
-      </w:r>
-    </w:p>
-    <w:p>
-      <w:pPr>
-        <w:pStyle w:val="ListBullet"/>
-        <w:spacing w:before="0" w:after="60" w:line="240" w:lineRule="auto"/>
-      </w:pPr>
-      <w:r>
-        <w:t>Step 2: Compliance Manager reviews and makes filing determination within 24 hours of initial flag</w:t>
-      </w:r>
-    </w:p>
-    <w:p>
-      <w:pPr>
-        <w:pStyle w:val="ListBullet"/>
-        <w:spacing w:before="0" w:after="60" w:line="240" w:lineRule="auto"/>
-      </w:pPr>
-      <w:r>
-        <w:t>Step 3: STR submitted to BNM FIED via the goAML system within 3 business days of determination</w:t>
-      </w:r>
-    </w:p>
-    <w:p>
-      <w:pPr>
-        <w:pStyle w:val="ListBullet"/>
-        <w:spacing w:before="0" w:after="60" w:line="240" w:lineRule="auto"/>
-      </w:pPr>
-      <w:r>
-        <w:t>Step 4: Case file retained for 7 years per record-keeping requirements (see Section 5)</w:t>
-      </w:r>
-    </w:p>
-    <w:p>
-      <w:pPr>
-        <w:spacing w:before="0" w:after="80" w:line="240" w:lineRule="auto"/>
-      </w:pPr>
-      <w:r>
-        <w:t>The tipping-off prohibition under Section 25 of the AMLATFPUAA strictly applies: no employee may disclose to the customer or any third party that an STR has been filed or is being considered. Violation of this provision is a criminal offence.</w:t>
-      </w:r>
-    </w:p>
-    <w:p>
-      <w:pPr>
-        <w:pStyle w:val="Heading1"/>
+        <w:spacing w:before="240" w:after="80"/>
       </w:pPr>
       <w:r>
         <w:rPr>
-          <w:color w:val="1F3864"/>
+          <w:b/>
+          <w:color w:val="1F2D55"/>
+          <w:sz w:val="26"/>
         </w:rPr>
-        <w:t>5. Record Keeping</w:t>
+        <w:t>10. Review and revision history</w:t>
       </w:r>
     </w:p>
+    <w:tbl>
+      <w:tblPr>
+        <w:tblStyle w:val="LightGrid-Accent1"/>
+        <w:tblW w:type="auto" w:w="0"/>
+        <w:tblLook w:firstColumn="1" w:firstRow="1" w:lastColumn="0" w:lastRow="0" w:noHBand="0" w:noVBand="1" w:val="04A0"/>
+      </w:tblPr>
+      <w:tblGrid>
+        <w:gridCol w:w="2160"/>
+        <w:gridCol w:w="2160"/>
+        <w:gridCol w:w="2160"/>
+        <w:gridCol w:w="2160"/>
+      </w:tblGrid>
+      <w:tr>
+        <w:tc>
+          <w:tcPr>
+            <w:tcW w:type="dxa" w:w="2160"/>
+            <w:shd w:val="clear" w:color="auto" w:fill="1F2D55"/>
+          </w:tcPr>
+          <w:p>
+            <w:r>
+              <w:rPr>
+                <w:b/>
+                <w:color w:val="FFFFFF"/>
+                <w:sz w:val="18"/>
+              </w:rPr>
+              <w:t>Version</w:t>
+            </w:r>
+          </w:p>
+        </w:tc>
+        <w:tc>
+          <w:tcPr>
+            <w:tcW w:type="dxa" w:w="2160"/>
+            <w:shd w:val="clear" w:color="auto" w:fill="1F2D55"/>
+          </w:tcPr>
+          <w:p>
+            <w:r>
+              <w:rPr>
+                <w:b/>
+                <w:color w:val="FFFFFF"/>
+                <w:sz w:val="18"/>
+              </w:rPr>
+              <w:t>Date</w:t>
+            </w:r>
+          </w:p>
+        </w:tc>
+        <w:tc>
+          <w:tcPr>
+            <w:tcW w:type="dxa" w:w="2160"/>
+            <w:shd w:val="clear" w:color="auto" w:fill="1F2D55"/>
+          </w:tcPr>
+          <w:p>
+            <w:r>
+              <w:rPr>
+                <w:b/>
+                <w:color w:val="FFFFFF"/>
+                <w:sz w:val="18"/>
+              </w:rPr>
+              <w:t>Author</w:t>
+            </w:r>
+          </w:p>
+        </w:tc>
+        <w:tc>
+          <w:tcPr>
+            <w:tcW w:type="dxa" w:w="2160"/>
+            <w:shd w:val="clear" w:color="auto" w:fill="1F2D55"/>
+          </w:tcPr>
+          <w:p>
+            <w:r>
+              <w:rPr>
+                <w:b/>
+                <w:color w:val="FFFFFF"/>
+                <w:sz w:val="18"/>
+              </w:rPr>
+              <w:t>Summary of changes</w:t>
+            </w:r>
+          </w:p>
+        </w:tc>
+      </w:tr>
+      <w:tr>
+        <w:tc>
+          <w:tcPr>
+            <w:tcW w:type="dxa" w:w="2160"/>
+          </w:tcPr>
+          <w:p>
+            <w:r>
+              <w:rPr>
+                <w:sz w:val="18"/>
+              </w:rPr>
+              <w:t>1.0</w:t>
+            </w:r>
+          </w:p>
+        </w:tc>
+        <w:tc>
+          <w:tcPr>
+            <w:tcW w:type="dxa" w:w="2160"/>
+          </w:tcPr>
+          <w:p>
+            <w:r>
+              <w:rPr>
+                <w:sz w:val="18"/>
+              </w:rPr>
+              <w:t>Mar 2022</w:t>
+            </w:r>
+          </w:p>
+        </w:tc>
+        <w:tc>
+          <w:tcPr>
+            <w:tcW w:type="dxa" w:w="2160"/>
+          </w:tcPr>
+          <w:p>
+            <w:r>
+              <w:rPr>
+                <w:sz w:val="18"/>
+              </w:rPr>
+              <w:t>Group CRO</w:t>
+            </w:r>
+          </w:p>
+        </w:tc>
+        <w:tc>
+          <w:tcPr>
+            <w:tcW w:type="dxa" w:w="2160"/>
+          </w:tcPr>
+          <w:p>
+            <w:r>
+              <w:rPr>
+                <w:sz w:val="18"/>
+              </w:rPr>
+              <w:t>First issue.</w:t>
+            </w:r>
+          </w:p>
+        </w:tc>
+      </w:tr>
+      <w:tr>
+        <w:tc>
+          <w:tcPr>
+            <w:tcW w:type="dxa" w:w="2160"/>
+          </w:tcPr>
+          <w:p>
+            <w:r>
+              <w:rPr>
+                <w:sz w:val="18"/>
+              </w:rPr>
+              <w:t>2.0</w:t>
+            </w:r>
+          </w:p>
+        </w:tc>
+        <w:tc>
+          <w:tcPr>
+            <w:tcW w:type="dxa" w:w="2160"/>
+          </w:tcPr>
+          <w:p>
+            <w:r>
+              <w:rPr>
+                <w:sz w:val="18"/>
+              </w:rPr>
+              <w:t>Apr 2024</w:t>
+            </w:r>
+          </w:p>
+        </w:tc>
+        <w:tc>
+          <w:tcPr>
+            <w:tcW w:type="dxa" w:w="2160"/>
+          </w:tcPr>
+          <w:p>
+            <w:r>
+              <w:rPr>
+                <w:sz w:val="18"/>
+              </w:rPr>
+              <w:t>Group CRO</w:t>
+            </w:r>
+          </w:p>
+        </w:tc>
+        <w:tc>
+          <w:tcPr>
+            <w:tcW w:type="dxa" w:w="2160"/>
+          </w:tcPr>
+          <w:p>
+            <w:r>
+              <w:rPr>
+                <w:sz w:val="18"/>
+              </w:rPr>
+              <w:t>Aligned with BNM/OJK guidance; refreshed authority matrix.</w:t>
+            </w:r>
+          </w:p>
+        </w:tc>
+      </w:tr>
+      <w:tr>
+        <w:tc>
+          <w:tcPr>
+            <w:tcW w:type="dxa" w:w="2160"/>
+          </w:tcPr>
+          <w:p>
+            <w:r>
+              <w:rPr>
+                <w:sz w:val="18"/>
+              </w:rPr>
+              <w:t>3.0</w:t>
+            </w:r>
+          </w:p>
+        </w:tc>
+        <w:tc>
+          <w:tcPr>
+            <w:tcW w:type="dxa" w:w="2160"/>
+          </w:tcPr>
+          <w:p>
+            <w:r>
+              <w:rPr>
+                <w:sz w:val="18"/>
+              </w:rPr>
+              <w:t>Feb 2026</w:t>
+            </w:r>
+          </w:p>
+        </w:tc>
+        <w:tc>
+          <w:tcPr>
+            <w:tcW w:type="dxa" w:w="2160"/>
+          </w:tcPr>
+          <w:p>
+            <w:r>
+              <w:rPr>
+                <w:sz w:val="18"/>
+              </w:rPr>
+              <w:t>Group CRO</w:t>
+            </w:r>
+          </w:p>
+        </w:tc>
+        <w:tc>
+          <w:tcPr>
+            <w:tcW w:type="dxa" w:w="2160"/>
+          </w:tcPr>
+          <w:p>
+            <w:r>
+              <w:rPr>
+                <w:sz w:val="18"/>
+              </w:rPr>
+              <w:t>ESG, data-privacy and AI-tool clauses introduced.</w:t>
+            </w:r>
+          </w:p>
+        </w:tc>
+      </w:tr>
+      <w:tr>
+        <w:tc>
+          <w:tcPr>
+            <w:tcW w:type="dxa" w:w="2160"/>
+          </w:tcPr>
+          <w:p>
+            <w:r>
+              <w:rPr>
+                <w:sz w:val="18"/>
+              </w:rPr>
+              <w:t>3.1</w:t>
+            </w:r>
+          </w:p>
+        </w:tc>
+        <w:tc>
+          <w:tcPr>
+            <w:tcW w:type="dxa" w:w="2160"/>
+          </w:tcPr>
+          <w:p>
+            <w:r>
+              <w:rPr>
+                <w:sz w:val="18"/>
+              </w:rPr>
+              <w:t>Apr 2026</w:t>
+            </w:r>
+          </w:p>
+        </w:tc>
+        <w:tc>
+          <w:tcPr>
+            <w:tcW w:type="dxa" w:w="2160"/>
+          </w:tcPr>
+          <w:p>
+            <w:r>
+              <w:rPr>
+                <w:sz w:val="18"/>
+              </w:rPr>
+              <w:t>Group Legal</w:t>
+            </w:r>
+          </w:p>
+        </w:tc>
+        <w:tc>
+          <w:tcPr>
+            <w:tcW w:type="dxa" w:w="2160"/>
+          </w:tcPr>
+          <w:p>
+            <w:r>
+              <w:rPr>
+                <w:sz w:val="18"/>
+              </w:rPr>
+              <w:t>Editorial; jurisdiction overlays for ID, MY, SG.</w:t>
+            </w:r>
+          </w:p>
+        </w:tc>
+      </w:tr>
+      <w:tr>
+        <w:tc>
+          <w:tcPr>
+            <w:tcW w:type="dxa" w:w="2160"/>
+          </w:tcPr>
+          <w:p>
+            <w:r>
+              <w:rPr>
+                <w:sz w:val="18"/>
+              </w:rPr>
+              <w:t>3.2</w:t>
+            </w:r>
+          </w:p>
+        </w:tc>
+        <w:tc>
+          <w:tcPr>
+            <w:tcW w:type="dxa" w:w="2160"/>
+          </w:tcPr>
+          <w:p>
+            <w:r>
+              <w:rPr>
+                <w:sz w:val="18"/>
+              </w:rPr>
+              <w:t>May 2026</w:t>
+            </w:r>
+          </w:p>
+        </w:tc>
+        <w:tc>
+          <w:tcPr>
+            <w:tcW w:type="dxa" w:w="2160"/>
+          </w:tcPr>
+          <w:p>
+            <w:r>
+              <w:rPr>
+                <w:sz w:val="18"/>
+              </w:rPr>
+              <w:t>Group CRO</w:t>
+            </w:r>
+          </w:p>
+        </w:tc>
+        <w:tc>
+          <w:tcPr>
+            <w:tcW w:type="dxa" w:w="2160"/>
+          </w:tcPr>
+          <w:p>
+            <w:r>
+              <w:rPr>
+                <w:sz w:val="18"/>
+              </w:rPr>
+              <w:t>Whistleblowing channel updated; training matrix refreshed.</w:t>
+            </w:r>
+          </w:p>
+        </w:tc>
+      </w:tr>
+    </w:tbl>
     <w:p>
       <w:pPr>
-        <w:spacing w:before="0" w:after="80" w:line="240" w:lineRule="auto"/>
-      </w:pPr>
-      <w:r>
-        <w:t>Zava Remit Asia maintains all customer identification documents, transaction records, AML alert dispositions, and STR case files for a minimum of 7 years from the date of transaction or the end of the business relationship, whichever is later. This is consistent with Section 17 of the AMLATFPUAA.</w:t>
-      </w:r>
-    </w:p>
-    <w:p>
-      <w:pPr>
-        <w:spacing w:before="0" w:after="80" w:line="240" w:lineRule="auto"/>
-      </w:pPr>
-      <w:r>
-        <w:t>Records must be stored in a format that: (a) is readily retrievable for regulatory inspection within 2 business days of a BNM request; (b) preserves the integrity and authenticity of the original document; and (c) is protected against unauthorised access, modification, or destruction. The primary record storage system is the Zava Remit Asia Compliance Data Repository, hosted on Microsoft Azure with data residency in Malaysia.</w:t>
-      </w:r>
-    </w:p>
-    <w:p>
-      <w:pPr>
-        <w:pStyle w:val="Heading1"/>
+        <w:spacing w:before="240" w:after="80"/>
       </w:pPr>
       <w:r>
         <w:rPr>
-          <w:color w:val="1F3864"/>
+          <w:b/>
+          <w:color w:val="1F2D55"/>
+          <w:sz w:val="26"/>
         </w:rPr>
-        <w:t>6. Staff Training &amp; Accountability</w:t>
+        <w:t>Appendix A — Group Authority Matrix (extract)</w:t>
       </w:r>
     </w:p>
+    <w:tbl>
+      <w:tblPr>
+        <w:tblStyle w:val="LightGrid-Accent1"/>
+        <w:tblW w:type="auto" w:w="0"/>
+        <w:tblLook w:firstColumn="1" w:firstRow="1" w:lastColumn="0" w:lastRow="0" w:noHBand="0" w:noVBand="1" w:val="04A0"/>
+      </w:tblPr>
+      <w:tblGrid>
+        <w:gridCol w:w="2880"/>
+        <w:gridCol w:w="2880"/>
+        <w:gridCol w:w="2880"/>
+      </w:tblGrid>
+      <w:tr>
+        <w:tc>
+          <w:tcPr>
+            <w:tcW w:type="dxa" w:w="2880"/>
+            <w:shd w:val="clear" w:color="auto" w:fill="1F2D55"/>
+          </w:tcPr>
+          <w:p>
+            <w:r>
+              <w:rPr>
+                <w:b/>
+                <w:color w:val="FFFFFF"/>
+                <w:sz w:val="18"/>
+              </w:rPr>
+              <w:t>Decision</w:t>
+            </w:r>
+          </w:p>
+        </w:tc>
+        <w:tc>
+          <w:tcPr>
+            <w:tcW w:type="dxa" w:w="2880"/>
+            <w:shd w:val="clear" w:color="auto" w:fill="1F2D55"/>
+          </w:tcPr>
+          <w:p>
+            <w:r>
+              <w:rPr>
+                <w:b/>
+                <w:color w:val="FFFFFF"/>
+                <w:sz w:val="18"/>
+              </w:rPr>
+              <w:t>Up to MYR</w:t>
+            </w:r>
+          </w:p>
+        </w:tc>
+        <w:tc>
+          <w:tcPr>
+            <w:tcW w:type="dxa" w:w="2880"/>
+            <w:shd w:val="clear" w:color="auto" w:fill="1F2D55"/>
+          </w:tcPr>
+          <w:p>
+            <w:r>
+              <w:rPr>
+                <w:b/>
+                <w:color w:val="FFFFFF"/>
+                <w:sz w:val="18"/>
+              </w:rPr>
+              <w:t>Approver</w:t>
+            </w:r>
+          </w:p>
+        </w:tc>
+      </w:tr>
+      <w:tr>
+        <w:tc>
+          <w:tcPr>
+            <w:tcW w:type="dxa" w:w="2880"/>
+          </w:tcPr>
+          <w:p>
+            <w:r>
+              <w:rPr>
+                <w:sz w:val="18"/>
+              </w:rPr>
+              <w:t>Operating expense</w:t>
+            </w:r>
+          </w:p>
+        </w:tc>
+        <w:tc>
+          <w:tcPr>
+            <w:tcW w:type="dxa" w:w="2880"/>
+          </w:tcPr>
+          <w:p>
+            <w:r>
+              <w:rPr>
+                <w:sz w:val="18"/>
+              </w:rPr>
+              <w:t>100,000</w:t>
+            </w:r>
+          </w:p>
+        </w:tc>
+        <w:tc>
+          <w:tcPr>
+            <w:tcW w:type="dxa" w:w="2880"/>
+          </w:tcPr>
+          <w:p>
+            <w:r>
+              <w:rPr>
+                <w:sz w:val="18"/>
+              </w:rPr>
+              <w:t>Department head</w:t>
+            </w:r>
+          </w:p>
+        </w:tc>
+      </w:tr>
+      <w:tr>
+        <w:tc>
+          <w:tcPr>
+            <w:tcW w:type="dxa" w:w="2880"/>
+          </w:tcPr>
+          <w:p>
+            <w:r>
+              <w:rPr>
+                <w:sz w:val="18"/>
+              </w:rPr>
+              <w:t>Operating expense</w:t>
+            </w:r>
+          </w:p>
+        </w:tc>
+        <w:tc>
+          <w:tcPr>
+            <w:tcW w:type="dxa" w:w="2880"/>
+          </w:tcPr>
+          <w:p>
+            <w:r>
+              <w:rPr>
+                <w:sz w:val="18"/>
+              </w:rPr>
+              <w:t>1,000,000</w:t>
+            </w:r>
+          </w:p>
+        </w:tc>
+        <w:tc>
+          <w:tcPr>
+            <w:tcW w:type="dxa" w:w="2880"/>
+          </w:tcPr>
+          <w:p>
+            <w:r>
+              <w:rPr>
+                <w:sz w:val="18"/>
+              </w:rPr>
+              <w:t>Divisional CFO</w:t>
+            </w:r>
+          </w:p>
+        </w:tc>
+      </w:tr>
+      <w:tr>
+        <w:tc>
+          <w:tcPr>
+            <w:tcW w:type="dxa" w:w="2880"/>
+          </w:tcPr>
+          <w:p>
+            <w:r>
+              <w:rPr>
+                <w:sz w:val="18"/>
+              </w:rPr>
+              <w:t>Operating expense</w:t>
+            </w:r>
+          </w:p>
+        </w:tc>
+        <w:tc>
+          <w:tcPr>
+            <w:tcW w:type="dxa" w:w="2880"/>
+          </w:tcPr>
+          <w:p>
+            <w:r>
+              <w:rPr>
+                <w:sz w:val="18"/>
+              </w:rPr>
+              <w:t>10,000,000</w:t>
+            </w:r>
+          </w:p>
+        </w:tc>
+        <w:tc>
+          <w:tcPr>
+            <w:tcW w:type="dxa" w:w="2880"/>
+          </w:tcPr>
+          <w:p>
+            <w:r>
+              <w:rPr>
+                <w:sz w:val="18"/>
+              </w:rPr>
+              <w:t>Group CFO</w:t>
+            </w:r>
+          </w:p>
+        </w:tc>
+      </w:tr>
+      <w:tr>
+        <w:tc>
+          <w:tcPr>
+            <w:tcW w:type="dxa" w:w="2880"/>
+          </w:tcPr>
+          <w:p>
+            <w:r>
+              <w:rPr>
+                <w:sz w:val="18"/>
+              </w:rPr>
+              <w:t>Operating expense</w:t>
+            </w:r>
+          </w:p>
+        </w:tc>
+        <w:tc>
+          <w:tcPr>
+            <w:tcW w:type="dxa" w:w="2880"/>
+          </w:tcPr>
+          <w:p>
+            <w:r>
+              <w:rPr>
+                <w:sz w:val="18"/>
+              </w:rPr>
+              <w:t>&gt; 10,000,000</w:t>
+            </w:r>
+          </w:p>
+        </w:tc>
+        <w:tc>
+          <w:tcPr>
+            <w:tcW w:type="dxa" w:w="2880"/>
+          </w:tcPr>
+          <w:p>
+            <w:r>
+              <w:rPr>
+                <w:sz w:val="18"/>
+              </w:rPr>
+              <w:t>Group CEO + Board endorsement</w:t>
+            </w:r>
+          </w:p>
+        </w:tc>
+      </w:tr>
+      <w:tr>
+        <w:tc>
+          <w:tcPr>
+            <w:tcW w:type="dxa" w:w="2880"/>
+          </w:tcPr>
+          <w:p>
+            <w:r>
+              <w:rPr>
+                <w:sz w:val="18"/>
+              </w:rPr>
+              <w:t>Capex (single item)</w:t>
+            </w:r>
+          </w:p>
+        </w:tc>
+        <w:tc>
+          <w:tcPr>
+            <w:tcW w:type="dxa" w:w="2880"/>
+          </w:tcPr>
+          <w:p>
+            <w:r>
+              <w:rPr>
+                <w:sz w:val="18"/>
+              </w:rPr>
+              <w:t>5,000,000</w:t>
+            </w:r>
+          </w:p>
+        </w:tc>
+        <w:tc>
+          <w:tcPr>
+            <w:tcW w:type="dxa" w:w="2880"/>
+          </w:tcPr>
+          <w:p>
+            <w:r>
+              <w:rPr>
+                <w:sz w:val="18"/>
+              </w:rPr>
+              <w:t>Divisional MD + Group CFO</w:t>
+            </w:r>
+          </w:p>
+        </w:tc>
+      </w:tr>
+      <w:tr>
+        <w:tc>
+          <w:tcPr>
+            <w:tcW w:type="dxa" w:w="2880"/>
+          </w:tcPr>
+          <w:p>
+            <w:r>
+              <w:rPr>
+                <w:sz w:val="18"/>
+              </w:rPr>
+              <w:t>Capex (single item)</w:t>
+            </w:r>
+          </w:p>
+        </w:tc>
+        <w:tc>
+          <w:tcPr>
+            <w:tcW w:type="dxa" w:w="2880"/>
+          </w:tcPr>
+          <w:p>
+            <w:r>
+              <w:rPr>
+                <w:sz w:val="18"/>
+              </w:rPr>
+              <w:t>&gt; 5,000,000</w:t>
+            </w:r>
+          </w:p>
+        </w:tc>
+        <w:tc>
+          <w:tcPr>
+            <w:tcW w:type="dxa" w:w="2880"/>
+          </w:tcPr>
+          <w:p>
+            <w:r>
+              <w:rPr>
+                <w:sz w:val="18"/>
+              </w:rPr>
+              <w:t>Group CEO + Board approval</w:t>
+            </w:r>
+          </w:p>
+        </w:tc>
+      </w:tr>
+      <w:tr>
+        <w:tc>
+          <w:tcPr>
+            <w:tcW w:type="dxa" w:w="2880"/>
+          </w:tcPr>
+          <w:p>
+            <w:r>
+              <w:rPr>
+                <w:sz w:val="18"/>
+              </w:rPr>
+              <w:t>M&amp;A / divestment</w:t>
+            </w:r>
+          </w:p>
+        </w:tc>
+        <w:tc>
+          <w:tcPr>
+            <w:tcW w:type="dxa" w:w="2880"/>
+          </w:tcPr>
+          <w:p>
+            <w:r>
+              <w:rPr>
+                <w:sz w:val="18"/>
+              </w:rPr>
+              <w:t>any</w:t>
+            </w:r>
+          </w:p>
+        </w:tc>
+        <w:tc>
+          <w:tcPr>
+            <w:tcW w:type="dxa" w:w="2880"/>
+          </w:tcPr>
+          <w:p>
+            <w:r>
+              <w:rPr>
+                <w:sz w:val="18"/>
+              </w:rPr>
+              <w:t>Board approval</w:t>
+            </w:r>
+          </w:p>
+        </w:tc>
+      </w:tr>
+      <w:tr>
+        <w:tc>
+          <w:tcPr>
+            <w:tcW w:type="dxa" w:w="2880"/>
+          </w:tcPr>
+          <w:p>
+            <w:r>
+              <w:rPr>
+                <w:sz w:val="18"/>
+              </w:rPr>
+              <w:t>Treasury — new bank/facility</w:t>
+            </w:r>
+          </w:p>
+        </w:tc>
+        <w:tc>
+          <w:tcPr>
+            <w:tcW w:type="dxa" w:w="2880"/>
+          </w:tcPr>
+          <w:p>
+            <w:r>
+              <w:rPr>
+                <w:sz w:val="18"/>
+              </w:rPr>
+              <w:t>any</w:t>
+            </w:r>
+          </w:p>
+        </w:tc>
+        <w:tc>
+          <w:tcPr>
+            <w:tcW w:type="dxa" w:w="2880"/>
+          </w:tcPr>
+          <w:p>
+            <w:r>
+              <w:rPr>
+                <w:sz w:val="18"/>
+              </w:rPr>
+              <w:t>Group CFO + Audit Cmte note</w:t>
+            </w:r>
+          </w:p>
+        </w:tc>
+      </w:tr>
+    </w:tbl>
     <w:p>
       <w:pPr>
-        <w:spacing w:before="0" w:after="80" w:line="240" w:lineRule="auto"/>
-      </w:pPr>
-      <w:r>
-        <w:t>All Zava Remit Asia employees who handle customer transactions, process remittances, or have access to the Compliance Case Management System must complete BNM-accredited AML/CFT training within 30 days of joining and annually thereafter. Completion is tracked by the HR system and reported to the Board Audit &amp; Risk Committee quarterly.</w:t>
-      </w:r>
-    </w:p>
-    <w:p>
-      <w:pPr>
-        <w:spacing w:before="0" w:after="80" w:line="240" w:lineRule="auto"/>
-      </w:pPr>
-      <w:r>
-        <w:t>The Chief Compliance Officer (CCO) is accountable for the implementation and ongoing effectiveness of this Policy. The CCO reports directly to the Board Audit &amp; Risk Committee and holds ultimate responsibility for BNM compliance.</w:t>
-      </w:r>
-    </w:p>
-    <w:p>
-      <w:pPr>
-        <w:pStyle w:val="Heading1"/>
+        <w:jc w:val="center"/>
       </w:pPr>
       <w:r>
         <w:rPr>
-          <w:color w:val="1F3864"/>
+          <w:i/>
+          <w:color w:val="9CA3AF"/>
+          <w:sz w:val="16"/>
         </w:rPr>
-        <w:t>7. Periodic Review</w:t>
-      </w:r>
-    </w:p>
-    <w:p>
-      <w:pPr>
-        <w:spacing w:before="0" w:after="80" w:line="240" w:lineRule="auto"/>
-      </w:pPr>
-      <w:r>
-        <w:t>This Policy shall be reviewed annually or upon any material change in BNM regulation, business model, or risk profile. The CCO must present the review findings and any proposed amendments to the Board Audit &amp; Risk Committee for approval before implementation.</w:t>
-      </w:r>
-    </w:p>
-    <w:p>
-      <w:pPr>
-        <w:spacing w:before="0" w:after="80" w:line="240" w:lineRule="auto"/>
-      </w:pPr>
-      <w:r>
-        <w:t>Any questions regarding the interpretation or application of this Policy should be directed to compliance@zava remittrade.my.</w:t>
+        <w:t>— END OF DOCUMENT —</w:t>
       </w:r>
     </w:p>
     <w:sectPr>
@@ -801,10 +2482,6 @@
     <w:name w:val="Normal"/>
     <w:qFormat/>
     <w:rsid w:val="00FC693F"/>
-    <w:rPr>
-      <w:rFonts w:ascii="Calibri" w:hAnsi="Calibri"/>
-      <w:sz w:val="22"/>
-    </w:rPr>
   </w:style>
   <w:style w:type="paragraph" w:styleId="Header">
     <w:name w:val="header"/>
